--- a/soft-tenancy/confluence/05-tempo.docx
+++ b/soft-tenancy/confluence/05-tempo.docx
@@ -59,7 +59,7 @@
         <w:t xml:space="preserve">Per-tenant observability: the basics</w:t>
       </w:r>
       <w:r>
-        <w:t xml:space="preserve"> first: it explains the read gateway, the collectors and the Grafana organizations that every backend relies on.</w:t>
+        <w:t xml:space="preserve"> first: it explains the read gateway and its views, the collectors and the Grafana organizations that every backend relies on.</w:t>
       </w:r>
     </w:p>
     <w:p>
@@ -381,7 +381,7 @@
       <w:r>
         <w:drawing>
           <wp:inline distT="0" distB="0" distL="0" distR="0">
-            <wp:extent cx="6191250" cy="3486150"/>
+            <wp:extent cx="6191250" cy="3743325"/>
             <wp:effectExtent t="0" r="0" b="0" l="0"/>
             <wp:docPr id="1" name="tempo-flow" descr="Per-tenant OTLP receivers push spans into Tempo; obs-gateway reads them for Grafana" title="Per-tenant OTLP receivers push spans into Tempo; obs-gateway reads them for Grafana"/>
             <wp:cNvGraphicFramePr>
@@ -412,7 +412,7 @@
                   <pic:spPr bwMode="auto">
                     <a:xfrm>
                       <a:off x="0" y="0"/>
-                      <a:ext cx="6191250" cy="3486150"/>
+                      <a:ext cx="6191250" cy="3743325"/>
                     </a:xfrm>
                     <a:prstGeom prst="rect">
                       <a:avLst/>
@@ -477,7 +477,18 @@
           <w:sz w:val="19"/>
           <w:szCs w:val="19"/>
         </w:rPr>
-        <w:t xml:space="preserve">otlp-tenant-b</w:t>
+        <w:t xml:space="preserve">-b</w:t>
+      </w:r>
+      <w:r>
+        <w:t xml:space="preserve">, </w:t>
+      </w:r>
+      <w:r>
+        <w:rPr>
+          <w:rFonts w:ascii="Consolas" w:cs="Consolas" w:eastAsia="Consolas" w:hAnsi="Consolas"/>
+          <w:sz w:val="19"/>
+          <w:szCs w:val="19"/>
+        </w:rPr>
+        <w:t xml:space="preserve">-c</w:t>
       </w:r>
       <w:r>
         <w:t xml:space="preserve">), on OTLP gRPC port 4317.</w:t>
@@ -500,7 +511,7 @@
         <w:t xml:space="preserve">Reads:</w:t>
       </w:r>
       <w:r>
-        <w:t xml:space="preserve"> only obs-gateway (kgateway) on port 3200, and only the query API.</w:t>
+        <w:t xml:space="preserve"> only obs-gateway (kgateway), and only the query API, as the tenants the caller's view names.</w:t>
       </w:r>
     </w:p>
     <w:p>
@@ -560,7 +571,7 @@
       <w:r>
         <w:drawing>
           <wp:inline distT="0" distB="0" distL="0" distR="0">
-            <wp:extent cx="6191250" cy="2771775"/>
+            <wp:extent cx="6191250" cy="3228975"/>
             <wp:effectExtent t="0" r="0" b="0" l="0"/>
             <wp:docPr id="1" name="tempo-inside" descr="Tempo keeps a separate space per X-Scope-OrgID; requests without the header are refused" title="Tempo keeps a separate space per X-Scope-OrgID; requests without the header are refused"/>
             <wp:cNvGraphicFramePr>
@@ -591,7 +602,7 @@
                   <pic:spPr bwMode="auto">
                     <a:xfrm>
                       <a:off x="0" y="0"/>
-                      <a:ext cx="6191250" cy="2771775"/>
+                      <a:ext cx="6191250" cy="3228975"/>
                     </a:xfrm>
                     <a:prstGeom prst="rect">
                       <a:avLst/>
@@ -676,7 +687,7 @@
         <w:spacing w:after="140"/>
       </w:pPr>
       <w:r>
-        <w:t xml:space="preserve">Everything happens per tenant: storage, search, trace ID lookups, and the metrics generator. A trace ID is only looked up inside the requesting tenant, so tenant-b asking for one of tenant-a's trace IDs gets an </w:t>
+        <w:t xml:space="preserve">Everything happens per tenant: storage, search, trace ID lookups, and the metrics generator. A lookup only searches the tenants the request names, so tenant-b asking for one of tenant-a's trace IDs gets an </w:t>
       </w:r>
       <w:r>
         <w:rPr>
@@ -687,6 +698,131 @@
       </w:r>
       <w:r>
         <w:t xml:space="preserve">. Trace IDs are not secrets, and they don't need to be.</w:t>
+      </w:r>
+    </w:p>
+    <w:p>
+      <w:pPr>
+        <w:spacing w:after="140"/>
+      </w:pPr>
+      <w:r>
+        <w:t xml:space="preserve">A request may name </w:t>
+      </w:r>
+      <w:r>
+        <w:rPr>
+          <w:b/>
+          <w:bCs/>
+        </w:rPr>
+        <w:t xml:space="preserve">several</w:t>
+      </w:r>
+      <w:r>
+        <w:t xml:space="preserve"> tenants (</w:t>
+      </w:r>
+      <w:r>
+        <w:rPr>
+          <w:rFonts w:ascii="Consolas" w:cs="Consolas" w:eastAsia="Consolas" w:hAnsi="Consolas"/>
+          <w:sz w:val="19"/>
+          <w:szCs w:val="19"/>
+        </w:rPr>
+        <w:t xml:space="preserve">tenant-a|tenant-c</w:t>
+      </w:r>
+      <w:r>
+        <w:t xml:space="preserve">), which Tempo allows out of the box. That matters here: when tenant a's frontend calls tenant c's backend, each half of the trace is stored in its own tenant. Tenant A's view asks for both and gets the trace </w:t>
+      </w:r>
+      <w:r>
+        <w:rPr>
+          <w:b/>
+          <w:bCs/>
+        </w:rPr>
+        <w:t xml:space="preserve">whole</w:t>
+      </w:r>
+      <w:r>
+        <w:t xml:space="preserve">; Tenant C's view asks for tenant c and sees only its own spans.</w:t>
+      </w:r>
+    </w:p>
+    <w:p>
+      <w:pPr>
+        <w:pBdr>
+          <w:left w:val="single" w:color="2E5C8A" w:sz="24" w:space="8"/>
+        </w:pBdr>
+        <w:shd w:fill="EEF4FB" w:color="auto" w:val="clear"/>
+        <w:spacing w:after="220" w:before="120"/>
+        <w:ind w:left="180" w:right="120"/>
+      </w:pPr>
+      <w:r>
+        <w:rPr>
+          <w:b/>
+          <w:bCs/>
+          <w:color w:val="2E5C8A"/>
+        </w:rPr>
+        <w:t xml:space="preserve">Our tenants  </w:t>
+      </w:r>
+      <w:r>
+        <w:t xml:space="preserve">Our lab has tenants a, b and c. Each Grafana org reads through its own </w:t>
+      </w:r>
+      <w:r>
+        <w:rPr>
+          <w:b/>
+          <w:bCs/>
+        </w:rPr>
+        <w:t xml:space="preserve">view</w:t>
+      </w:r>
+      <w:r>
+        <w:t xml:space="preserve"> on the gateway: </w:t>
+      </w:r>
+      <w:r>
+        <w:rPr>
+          <w:rFonts w:ascii="Consolas" w:cs="Consolas" w:eastAsia="Consolas" w:hAnsi="Consolas"/>
+          <w:sz w:val="19"/>
+          <w:szCs w:val="19"/>
+        </w:rPr>
+        <w:t xml:space="preserve">/tenant-a/</w:t>
+      </w:r>
+      <w:r>
+        <w:t xml:space="preserve"> asks for </w:t>
+      </w:r>
+      <w:r>
+        <w:rPr>
+          <w:rFonts w:ascii="Consolas" w:cs="Consolas" w:eastAsia="Consolas" w:hAnsi="Consolas"/>
+          <w:sz w:val="19"/>
+          <w:szCs w:val="19"/>
+        </w:rPr>
+        <w:t xml:space="preserve">tenant-a|tenant-c</w:t>
+      </w:r>
+      <w:r>
+        <w:t xml:space="preserve"> (tenant a uses tenant c's services), </w:t>
+      </w:r>
+      <w:r>
+        <w:rPr>
+          <w:rFonts w:ascii="Consolas" w:cs="Consolas" w:eastAsia="Consolas" w:hAnsi="Consolas"/>
+          <w:sz w:val="19"/>
+          <w:szCs w:val="19"/>
+        </w:rPr>
+        <w:t xml:space="preserve">/tenant-b/</w:t>
+      </w:r>
+      <w:r>
+        <w:t xml:space="preserve"> for tenant-b, </w:t>
+      </w:r>
+      <w:r>
+        <w:rPr>
+          <w:rFonts w:ascii="Consolas" w:cs="Consolas" w:eastAsia="Consolas" w:hAnsi="Consolas"/>
+          <w:sz w:val="19"/>
+          <w:szCs w:val="19"/>
+        </w:rPr>
+        <w:t xml:space="preserve">/tenant-c/</w:t>
+      </w:r>
+      <w:r>
+        <w:t xml:space="preserve"> for tenant-c, and </w:t>
+      </w:r>
+      <w:r>
+        <w:rPr>
+          <w:rFonts w:ascii="Consolas" w:cs="Consolas" w:eastAsia="Consolas" w:hAnsi="Consolas"/>
+          <w:sz w:val="19"/>
+          <w:szCs w:val="19"/>
+        </w:rPr>
+        <w:t xml:space="preserve">/platform/</w:t>
+      </w:r>
+      <w:r>
+        <w:t xml:space="preserve"> for everything.</w:t>
       </w:r>
     </w:p>
     <w:p>
@@ -1172,7 +1308,18 @@
         <w:t xml:space="preserve">Tempo</w:t>
       </w:r>
       <w:r>
-        <w:t xml:space="preserve"> data source → obs-gateway port 3200, with the tenant's key → Tempo.</w:t>
+        <w:t xml:space="preserve"> data source → that org's view on obs-gateway (</w:t>
+      </w:r>
+      <w:r>
+        <w:rPr>
+          <w:rFonts w:ascii="Consolas" w:cs="Consolas" w:eastAsia="Consolas" w:hAnsi="Consolas"/>
+          <w:sz w:val="19"/>
+          <w:szCs w:val="19"/>
+        </w:rPr>
+        <w:t xml:space="preserve">/tenant-a/</w:t>
+      </w:r>
+      <w:r>
+        <w:t xml:space="preserve">, opened by Tenant A's key) → Tempo.</w:t>
       </w:r>
     </w:p>
     <w:tbl>
@@ -1268,7 +1415,7 @@
                 <w:sz w:val="19"/>
                 <w:szCs w:val="19"/>
               </w:rPr>
-              <w:t xml:space="preserve">/api/search</w:t>
+              <w:t xml:space="preserve">/&lt;view&gt;/api/search</w:t>
             </w:r>
             <w:r>
               <w:t xml:space="preserve">, </w:t>
@@ -1279,21 +1426,10 @@
                 <w:sz w:val="19"/>
                 <w:szCs w:val="19"/>
               </w:rPr>
-              <w:t xml:space="preserve">/api/v2/traces/&lt;id&gt;</w:t>
-            </w:r>
-            <w:r>
-              <w:t xml:space="preserve">, </w:t>
-            </w:r>
-            <w:r>
-              <w:rPr>
-                <w:rFonts w:ascii="Consolas" w:cs="Consolas" w:eastAsia="Consolas" w:hAnsi="Consolas"/>
-                <w:sz w:val="19"/>
-                <w:szCs w:val="19"/>
-              </w:rPr>
-              <w:t xml:space="preserve">/api/search/tags</w:t>
-            </w:r>
-            <w:r>
-              <w:t xml:space="preserve">, tag values, and the rest of </w:t>
+              <w:t xml:space="preserve">/&lt;view&gt;/api/v2/traces/&lt;id&gt;</w:t>
+            </w:r>
+            <w:r>
+              <w:t xml:space="preserve">, tags, tag values, and the rest of </w:t>
             </w:r>
             <w:r>
               <w:rPr>
@@ -1320,7 +1456,7 @@
               <w:spacing w:after="0"/>
             </w:pPr>
             <w:r>
-              <w:t xml:space="preserve">forwarded, as the tenant the key belongs to</w:t>
+              <w:t xml:space="preserve">forwarded, as the view's tenants</w:t>
             </w:r>
           </w:p>
         </w:tc>
@@ -1349,7 +1485,7 @@
                 <w:sz w:val="19"/>
                 <w:szCs w:val="19"/>
               </w:rPr>
-              <w:t xml:space="preserve">/api/overrides</w:t>
+              <w:t xml:space="preserve">/&lt;view&gt;/api/overrides</w:t>
             </w:r>
           </w:p>
         </w:tc>
@@ -1522,7 +1658,7 @@
               <w:spacing w:after="0"/>
             </w:pPr>
             <w:r>
-              <w:t xml:space="preserve">no key, or an unknown one</w:t>
+              <w:t xml:space="preserve">no key, or a key for another view</w:t>
             </w:r>
           </w:p>
         </w:tc>
@@ -1910,7 +2046,7 @@
               <w:spacing w:after="0"/>
             </w:pPr>
             <w:r>
-              <w:t xml:space="preserve">the service's CPU flame graph for the span's time</w:t>
+              <w:t xml:space="preserve">the service's CPU flame graph for the span's time (the org's own tenant only)</w:t>
             </w:r>
           </w:p>
         </w:tc>
@@ -2166,7 +2302,29 @@
         <w:t xml:space="preserve">service_name</w:t>
       </w:r>
       <w:r>
-        <w:t xml:space="preserve">. Keep them equal in every app.</w:t>
+        <w:t xml:space="preserve">. Keep them equal in every app. Both tenants here run services called frontend and backend, so the receivers stamp a </w:t>
+      </w:r>
+      <w:r>
+        <w:rPr>
+          <w:rFonts w:ascii="Consolas" w:cs="Consolas" w:eastAsia="Consolas" w:hAnsi="Consolas"/>
+          <w:sz w:val="19"/>
+          <w:szCs w:val="19"/>
+        </w:rPr>
+        <w:t xml:space="preserve">tenant</w:t>
+      </w:r>
+      <w:r>
+        <w:t xml:space="preserve"> attribute on every span: </w:t>
+      </w:r>
+      <w:r>
+        <w:rPr>
+          <w:rFonts w:ascii="Consolas" w:cs="Consolas" w:eastAsia="Consolas" w:hAnsi="Consolas"/>
+          <w:sz w:val="19"/>
+          <w:szCs w:val="19"/>
+        </w:rPr>
+        <w:t xml:space="preserve">{ resource.tenant = "tenant-c" }</w:t>
+      </w:r>
+      <w:r>
+        <w:t xml:space="preserve"> tells them apart.</w:t>
       </w:r>
     </w:p>
     <w:p>
@@ -2825,7 +2983,7 @@
                 <w:sz w:val="19"/>
                 <w:szCs w:val="19"/>
               </w:rPr>
-              <w:t xml:space="preserve">07-read-gateway/gateway.yaml</w:t>
+              <w:t xml:space="preserve">07-read-gateway/views.yaml</w:t>
             </w:r>
           </w:p>
         </w:tc>
@@ -2844,7 +3002,7 @@
               <w:spacing w:after="0"/>
             </w:pPr>
             <w:r>
-              <w:t xml:space="preserve">obs-gateway, port 3200</w:t>
+              <w:t xml:space="preserve">the views, and which key opens each</w:t>
             </w:r>
           </w:p>
         </w:tc>
@@ -2903,7 +3061,7 @@
               <w:t xml:space="preserve">tempo</w:t>
             </w:r>
             <w:r>
-              <w:t xml:space="preserve">, </w:t>
+              <w:t xml:space="preserve"> and </w:t>
             </w:r>
             <w:r>
               <w:rPr>
@@ -2911,18 +3069,7 @@
                 <w:sz w:val="19"/>
                 <w:szCs w:val="19"/>
               </w:rPr>
-              <w:t xml:space="preserve">otlp-tenant-a</w:t>
-            </w:r>
-            <w:r>
-              <w:t xml:space="preserve"> and </w:t>
-            </w:r>
-            <w:r>
-              <w:rPr>
-                <w:rFonts w:ascii="Consolas" w:cs="Consolas" w:eastAsia="Consolas" w:hAnsi="Consolas"/>
-                <w:sz w:val="19"/>
-                <w:szCs w:val="19"/>
-              </w:rPr>
-              <w:t xml:space="preserve">otlp-tenant-b</w:t>
+              <w:t xml:space="preserve">otlp-tenant-*</w:t>
             </w:r>
             <w:r>
               <w:t xml:space="preserve"> policies</w:t>
@@ -3421,15 +3568,7 @@
               <w:spacing w:after="0"/>
             </w:pPr>
             <w:r>
-              <w:t xml:space="preserve">tenant-a pods → </w:t>
-            </w:r>
-            <w:r>
-              <w:rPr>
-                <w:rFonts w:ascii="Consolas" w:cs="Consolas" w:eastAsia="Consolas" w:hAnsi="Consolas"/>
-                <w:sz w:val="19"/>
-                <w:szCs w:val="19"/>
-              </w:rPr>
-              <w:t xml:space="preserve">otlp-tenant-b</w:t>
+              <w:t xml:space="preserve">tenant-a pods → another tenant's receiver</w:t>
             </w:r>
           </w:p>
         </w:tc>
@@ -3467,15 +3606,7 @@
               <w:spacing w:after="0"/>
             </w:pPr>
             <w:r>
-              <w:rPr>
-                <w:rFonts w:ascii="Consolas" w:cs="Consolas" w:eastAsia="Consolas" w:hAnsi="Consolas"/>
-                <w:sz w:val="19"/>
-                <w:szCs w:val="19"/>
-              </w:rPr>
-              <w:t xml:space="preserve">otlp-tenant-b</w:t>
-            </w:r>
-            <w:r>
-              <w:t xml:space="preserve"> accepts only tenant b</w:t>
+              <w:t xml:space="preserve">each receiver accepts only its own tenant, even where the tenants may call each other</w:t>
             </w:r>
           </w:p>
         </w:tc>
@@ -4728,7 +4859,7 @@
               <w:spacing w:after="0"/>
             </w:pPr>
             <w:r>
-              <w:t xml:space="preserve">tenant-a opens one of its own traces</w:t>
+              <w:t xml:space="preserve">Tenant A's view opens a trace that crosses tenants a and c</w:t>
             </w:r>
           </w:p>
         </w:tc>
@@ -4747,7 +4878,7 @@
               <w:spacing w:after="0"/>
             </w:pPr>
             <w:r>
-              <w:t xml:space="preserve">spans returned</w:t>
+              <w:t xml:space="preserve">whole: spans stamped tenant-a and tenant-c</w:t>
             </w:r>
           </w:p>
         </w:tc>
@@ -4771,7 +4902,7 @@
               <w:spacing w:after="0"/>
             </w:pPr>
             <w:r>
-              <w:t xml:space="preserve">tenant-b opens that same trace ID</w:t>
+              <w:t xml:space="preserve">Tenant C's view opens that same trace</w:t>
             </w:r>
           </w:p>
         </w:tc>
@@ -4790,7 +4921,7 @@
               <w:spacing w:after="0"/>
             </w:pPr>
             <w:r>
-              <w:t xml:space="preserve">empty</w:t>
+              <w:t xml:space="preserve">only the tenant-c spans</w:t>
             </w:r>
           </w:p>
         </w:tc>
@@ -4814,7 +4945,7 @@
               <w:spacing w:after="0"/>
             </w:pPr>
             <w:r>
-              <w:t xml:space="preserve">tenant-a opens one of tenant-b's trace IDs</w:t>
+              <w:t xml:space="preserve">Tenant B's view opens it</w:t>
             </w:r>
           </w:p>
         </w:tc>
@@ -4857,7 +4988,50 @@
               <w:spacing w:after="0"/>
             </w:pPr>
             <w:r>
-              <w:t xml:space="preserve">tenant-a's key plus </w:t>
+              <w:t xml:space="preserve">Tenant A's and Tenant C's views open one of tenant b's traces</w:t>
+            </w:r>
+          </w:p>
+        </w:tc>
+        <w:tc>
+          <w:tcPr>
+            <w:tcW w:type="dxa" w:w="3546"/>
+            <w:tcMar>
+              <w:top w:type="dxa" w:w="70"/>
+              <w:left w:type="dxa" w:w="110"/>
+              <w:bottom w:type="dxa" w:w="70"/>
+              <w:right w:type="dxa" w:w="110"/>
+            </w:tcMar>
+          </w:tcPr>
+          <w:p>
+            <w:pPr>
+              <w:spacing w:after="0"/>
+            </w:pPr>
+            <w:r>
+              <w:t xml:space="preserve">empty</w:t>
+            </w:r>
+          </w:p>
+        </w:tc>
+      </w:tr>
+      <w:tr>
+        <w:trPr>
+          <w:cantSplit/>
+        </w:trPr>
+        <w:tc>
+          <w:tcPr>
+            <w:tcW w:type="dxa" w:w="6200"/>
+            <w:tcMar>
+              <w:top w:type="dxa" w:w="70"/>
+              <w:left w:type="dxa" w:w="110"/>
+              <w:bottom w:type="dxa" w:w="70"/>
+              <w:right w:type="dxa" w:w="110"/>
+            </w:tcMar>
+          </w:tcPr>
+          <w:p>
+            <w:pPr>
+              <w:spacing w:after="0"/>
+            </w:pPr>
+            <w:r>
+              <w:t xml:space="preserve">a view's request plus </w:t>
             </w:r>
             <w:r>
               <w:rPr>
@@ -4865,7 +5039,7 @@
                 <w:sz w:val="19"/>
                 <w:szCs w:val="19"/>
               </w:rPr>
-              <w:t xml:space="preserve">X-Scope-OrgID: tenant-b</w:t>
+              <w:t xml:space="preserve">X-Scope-OrgID: tenant-a|tenant-c</w:t>
             </w:r>
           </w:p>
         </w:tc>
@@ -4884,7 +5058,7 @@
               <w:spacing w:after="0"/>
             </w:pPr>
             <w:r>
-              <w:t xml:space="preserve">still tenant-a only</w:t>
+              <w:t xml:space="preserve">unchanged: the view wins</w:t>
             </w:r>
           </w:p>
         </w:tc>
@@ -5236,7 +5410,7 @@
           <w:sz w:val="16"/>
           <w:szCs w:val="16"/>
         </w:rPr>
-        <w:t xml:space="preserve">kubectl -n observability port-forward svc/obs-gateway 3200:3200 &amp;</w:t>
+        <w:t xml:space="preserve">kubectl -n observability port-forward svc/obs-gateway 8080:8080 &amp;</w:t>
       </w:r>
     </w:p>
     <w:p>
@@ -5284,7 +5458,7 @@
           <w:sz w:val="16"/>
           <w:szCs w:val="16"/>
         </w:rPr>
-        <w:t xml:space="preserve">KA="X-Api-Key: ${OBS_KEY_TENANT_A}"; KB="X-Api-Key: ${OBS_KEY_TENANT_B}"</w:t>
+        <w:t xml:space="preserve">KA="X-Api-Key: ${OBS_KEY_TENANT_A}"; KC="X-Api-Key: ${OBS_KEY_TENANT_C}"</w:t>
       </w:r>
     </w:p>
     <w:p>
@@ -5308,7 +5482,7 @@
           <w:sz w:val="16"/>
           <w:szCs w:val="16"/>
         </w:rPr>
-        <w:t xml:space="preserve">ID=$(curl -s -H "$KA" 'http://127.0.0.1:3200/api/search?limit=1' | jq -r '.traces[0].traceID')</w:t>
+        <w:t xml:space="preserve">G=http://127.0.0.1:8080</w:t>
       </w:r>
     </w:p>
     <w:p>
@@ -5332,7 +5506,7 @@
           <w:sz w:val="16"/>
           <w:szCs w:val="16"/>
         </w:rPr>
-        <w:t xml:space="preserve">curl -s -H "$KA" "http://127.0.0.1:3200/api/v2/traces/${ID}" \</w:t>
+        <w:t xml:space="preserve">ID=$(curl -s -H "$KA" "$G/tenant-a/api/search?limit=1" | jq -r '.traces[0].traceID')</w:t>
       </w:r>
     </w:p>
     <w:p>
@@ -5356,7 +5530,7 @@
           <w:sz w:val="16"/>
           <w:szCs w:val="16"/>
         </w:rPr>
-        <w:t xml:space="preserve">  | jq '[.trace.resourceSpans[]?] | length'     # more than 0</w:t>
+        <w:t xml:space="preserve">tenants() { curl -s -H "$2" "$G/$1/api/v2/traces/$3" |</w:t>
       </w:r>
     </w:p>
     <w:p>
@@ -5380,7 +5554,55 @@
           <w:sz w:val="16"/>
           <w:szCs w:val="16"/>
         </w:rPr>
-        <w:t xml:space="preserve">curl -s -H "$KB" "http://127.0.0.1:3200/api/v2/traces/${ID}" \</w:t>
+        <w:t xml:space="preserve">  jq -c '[.trace.resourceSpans[]?.resource.attributes[]?</w:t>
+      </w:r>
+    </w:p>
+    <w:p>
+      <w:pPr>
+        <w:keepNext/>
+        <w:keepLines/>
+        <w:pBdr>
+          <w:top w:val="single" w:color="D0D7DE" w:sz="4" w:space="4"/>
+          <w:left w:val="single" w:color="D0D7DE" w:sz="4" w:space="4"/>
+          <w:bottom w:val="single" w:color="D0D7DE" w:sz="4" w:space="4"/>
+          <w:right w:val="single" w:color="D0D7DE" w:sz="4" w:space="4"/>
+        </w:pBdr>
+        <w:shd w:fill="F4F6F8" w:color="auto" w:val="clear"/>
+        <w:spacing w:after="0" w:before="0" w:line="240"/>
+        <w:ind w:left="100" w:right="100"/>
+      </w:pPr>
+      <w:r>
+        <w:rPr>
+          <w:rFonts w:ascii="Consolas" w:cs="Consolas" w:eastAsia="Consolas" w:hAnsi="Consolas"/>
+          <w:color w:val="24292F"/>
+          <w:sz w:val="16"/>
+          <w:szCs w:val="16"/>
+        </w:rPr>
+        <w:t xml:space="preserve">          | select(.key == "tenant") | .value.stringValue] | unique'; }</w:t>
+      </w:r>
+    </w:p>
+    <w:p>
+      <w:pPr>
+        <w:keepNext/>
+        <w:keepLines/>
+        <w:pBdr>
+          <w:top w:val="single" w:color="D0D7DE" w:sz="4" w:space="4"/>
+          <w:left w:val="single" w:color="D0D7DE" w:sz="4" w:space="4"/>
+          <w:bottom w:val="single" w:color="D0D7DE" w:sz="4" w:space="4"/>
+          <w:right w:val="single" w:color="D0D7DE" w:sz="4" w:space="4"/>
+        </w:pBdr>
+        <w:shd w:fill="F4F6F8" w:color="auto" w:val="clear"/>
+        <w:spacing w:after="0" w:before="0" w:line="240"/>
+        <w:ind w:left="100" w:right="100"/>
+      </w:pPr>
+      <w:r>
+        <w:rPr>
+          <w:rFonts w:ascii="Consolas" w:cs="Consolas" w:eastAsia="Consolas" w:hAnsi="Consolas"/>
+          <w:color w:val="24292F"/>
+          <w:sz w:val="16"/>
+          <w:szCs w:val="16"/>
+        </w:rPr>
+        <w:t xml:space="preserve">tenants tenant-a "$KA" "$ID"      # e.g. ["tenant-a","tenant-c"]: the whole trace</w:t>
       </w:r>
     </w:p>
     <w:p>
@@ -5404,7 +5626,7 @@
           <w:sz w:val="16"/>
           <w:szCs w:val="16"/>
         </w:rPr>
-        <w:t xml:space="preserve">  | jq '[.trace.resourceSpans[]?] | length'     # 0: not in tenant-b</w:t>
+        <w:t xml:space="preserve">tenants tenant-c "$KC" "$ID"      # ["tenant-c"]: only tenant c's half</w:t>
       </w:r>
     </w:p>
     <w:p>
@@ -5701,7 +5923,7 @@
               <w:spacing w:after="0"/>
             </w:pPr>
             <w:r>
-              <w:t xml:space="preserve">It is not flushed yet, or you are in another tenant's org.</w:t>
+              <w:t xml:space="preserve">It is not flushed yet, or your org's view does not cover that tenant.</w:t>
             </w:r>
           </w:p>
         </w:tc>
@@ -6210,10 +6432,10 @@
           <w:b/>
           <w:bCs/>
         </w:rPr>
-        <w:t xml:space="preserve">Can tenant-a send to tenant-b's receiver?</w:t>
-      </w:r>
-      <w:r>
-        <w:t xml:space="preserve"> No. The name does not resolve for tenant-a, and Cilium drops the connection anyway.</w:t>
+        <w:t xml:space="preserve">Why does Tenant A's org see tenant c's traces?</w:t>
+      </w:r>
+      <w:r>
+        <w:t xml:space="preserve"> Because tenant a calls tenant c, so half of tenant a's own requests live in tenant c. The platform gave Tenant A a view over both. Tenant C's view does not cover tenant a.</w:t>
       </w:r>
     </w:p>
     <w:p>
@@ -6225,10 +6447,25 @@
           <w:b/>
           <w:bCs/>
         </w:rPr>
+        <w:t xml:space="preserve">Can tenant-a send to tenant-b's receiver?</w:t>
+      </w:r>
+      <w:r>
+        <w:t xml:space="preserve"> No. The name does not resolve for tenant-a, and Cilium drops the connection anyway.</w:t>
+      </w:r>
+    </w:p>
+    <w:p>
+      <w:pPr>
+        <w:spacing w:after="140"/>
+      </w:pPr>
+      <w:r>
+        <w:rPr>
+          <w:b/>
+          <w:bCs/>
+        </w:rPr>
         <w:t xml:space="preserve">What about a call from tenant-a to tenant-b?</w:t>
       </w:r>
       <w:r>
-        <w:t xml:space="preserve"> The network forbids it. If a shared service is ever allowed, each tenant would see only its own half of such a trace.</w:t>
+        <w:t xml:space="preserve"> The network forbids it: no view, and no policy, connects them.</w:t>
       </w:r>
     </w:p>
     <w:p>
